--- a/prosedurler/EMS.İP.PRO.24.02. Spinning Production and Yarn Quality Control Procedure.docx
+++ b/prosedurler/EMS.İP.PRO.24.02. Spinning Production and Yarn Quality Control Procedure.docx
@@ -5229,13 +5229,13 @@
           <w:sz w:val="20"/>
           <w:szCs w:val="20"/>
         </w:rPr>
-        <w:t xml:space="preserve">Hazırlayan: İplik Fabrika Müdürü  ..........................    Kalite Müdürü: ..........................</w:t>
-      </w:r>
-    </w:p>
-    <w:p>
-      <w:pPr>
-        <w:pStyle w:val="ListeParagraf"/>
-        <w:spacing w:before="160" w:after="0"/>
+        <w:t xml:space="preserve">Hazırlayan: İplik Fabrika Müdürü  ..........................</w:t>
+      </w:r>
+    </w:p>
+    <w:p>
+      <w:pPr>
+        <w:pStyle w:val="ListeParagraf"/>
+        <w:spacing w:before="40" w:after="0"/>
         <w:ind w:left="709"/>
       </w:pPr>
       <w:r>
@@ -5246,7 +5246,75 @@
           <w:sz w:val="20"/>
           <w:szCs w:val="20"/>
         </w:rPr>
-        <w:t xml:space="preserve">Hazırlayan: Bakım Müdürü  ..........................    Kalite Müdürü: ..........................</w:t>
+        <w:t xml:space="preserve">Kontrol: İplik Fabrika Müdürü  ..........................</w:t>
+      </w:r>
+    </w:p>
+    <w:p>
+      <w:pPr>
+        <w:pStyle w:val="ListeParagraf"/>
+        <w:spacing w:before="40" w:after="0"/>
+        <w:ind w:left="709"/>
+      </w:pPr>
+      <w:r>
+        <w:rPr>
+          <w:rFonts w:ascii="Calibri" w:hAnsi="Calibri" w:cs="Calibri"/>
+          <w:b/>
+          <w:bCs/>
+          <w:sz w:val="20"/>
+          <w:szCs w:val="20"/>
+        </w:rPr>
+        <w:t xml:space="preserve">Kalite Müdürü: ..........................    Fabrika Müdürü: ..........................</w:t>
+      </w:r>
+    </w:p>
+    <w:p>
+      <w:pPr>
+        <w:pStyle w:val="ListeParagraf"/>
+        <w:spacing w:before="160" w:after="0"/>
+        <w:ind w:left="709"/>
+      </w:pPr>
+      <w:r>
+        <w:rPr>
+          <w:rFonts w:ascii="Calibri" w:hAnsi="Calibri" w:cs="Calibri"/>
+          <w:b/>
+          <w:bCs/>
+          <w:sz w:val="20"/>
+          <w:szCs w:val="20"/>
+        </w:rPr>
+        <w:t xml:space="preserve">Hazırlayan: Bakım Müdürü  ..........................</w:t>
+      </w:r>
+    </w:p>
+    <w:p>
+      <w:pPr>
+        <w:pStyle w:val="ListeParagraf"/>
+        <w:spacing w:before="40" w:after="0"/>
+        <w:ind w:left="709"/>
+      </w:pPr>
+      <w:r>
+        <w:rPr>
+          <w:rFonts w:ascii="Calibri" w:hAnsi="Calibri" w:cs="Calibri"/>
+          <w:b/>
+          <w:bCs/>
+          <w:sz w:val="20"/>
+          <w:szCs w:val="20"/>
+        </w:rPr>
+        <w:t xml:space="preserve">Kontrol: Fabrika Müdürü · İplik Fabrika Müdürü  ..........................</w:t>
+      </w:r>
+    </w:p>
+    <w:p>
+      <w:pPr>
+        <w:pStyle w:val="ListeParagraf"/>
+        <w:spacing w:before="40" w:after="0"/>
+        <w:ind w:left="709"/>
+      </w:pPr>
+      <w:r>
+        <w:rPr>
+          <w:rFonts w:ascii="Calibri" w:hAnsi="Calibri" w:cs="Calibri"/>
+          <w:b/>
+          <w:bCs/>
+          <w:sz w:val="20"/>
+          <w:szCs w:val="20"/>
+        </w:rPr>
+        <w:t xml:space="preserve">Kalite Müdürü: ..........................    Fabrika Müdürü: ..........................</w:t>
       </w:r>
     </w:p>
     <w:p>

--- a/prosedurler/EMS.İP.PRO.24.02. Spinning Production and Yarn Quality Control Procedure.docx
+++ b/prosedurler/EMS.İP.PRO.24.02. Spinning Production and Yarn Quality Control Procedure.docx
@@ -657,7 +657,7 @@
           <w:sz w:val="24"/>
           <w:szCs w:val="24"/>
         </w:rPr>
-        <w:t xml:space="preserve">1.1. The arriving vehicle, delivery note and order information are matched according to EMS.DP.PRO.08.01. Material Receiving and Storage Procedure; bale count and bale numbers are checked (PRS-IPL-01, TLM-IPL-01).</w:t>
+        <w:t xml:space="preserve">1.1. The arriving vehicle, delivery note and order information are matched according to EMS.DP.PRO.08.01. Material Receiving and Storage Procedure; bale count and bale numbers are checked (EMS.İP.PRO.24.01, EMS.İP.TL.24.01).</w:t>
       </w:r>
     </w:p>
     <w:p>
@@ -689,7 +689,7 @@
           <w:sz w:val="24"/>
           <w:szCs w:val="24"/>
         </w:rPr>
-        <w:t xml:space="preserve">1.3. Bales are conditioned for at least 24 hours at about 65% relative humidity (TLM-IPL-02). Room temperature and humidity are recorded daily.</w:t>
+        <w:t xml:space="preserve">1.3. Bales are conditioned for at least 24 hours at about 65% relative humidity (EMS.İP.TL.24.01). Room temperature and humidity are recorded daily.</w:t>
       </w:r>
     </w:p>
     <w:p>
@@ -746,7 +746,7 @@
           <w:sz w:val="24"/>
           <w:szCs w:val="24"/>
         </w:rPr>
-        <w:t xml:space="preserve">2.1. The laboratory takes samples from the specified number of bales of each lot according to the sampling instruction (TLM-IPL-03, PRS-IPL-02).</w:t>
+        <w:t xml:space="preserve">2.1. The laboratory takes samples from the specified number of bales of each lot according to the sampling instruction (EMS.İP.TL.24.01, EMS.İP.PRO.24.01).</w:t>
       </w:r>
     </w:p>
     <w:p>
@@ -835,23 +835,23 @@
           <w:sz w:val="24"/>
           <w:szCs w:val="24"/>
         </w:rPr>
-        <w:t xml:space="preserve">3.1. Blend ratios are prepared according to the production order; bale order and ratios are written in the shift report (TLM-IPL-04).</w:t>
-      </w:r>
-    </w:p>
-    <w:p>
-      <w:pPr>
-        <w:pStyle w:val="ListeParagraf"/>
-        <w:spacing w:after="80"/>
-        <w:ind w:left="709" w:right="0"/>
-        <w:jc w:val="both"/>
-      </w:pPr>
-      <w:r>
-        <w:rPr>
-          <w:rFonts w:ascii="Calibri" w:hAnsi="Calibri" w:cs="Arial"/>
-          <w:sz w:val="24"/>
-          <w:szCs w:val="24"/>
-        </w:rPr>
-        <w:t xml:space="preserve">3.2. Carding and drawing machine settings (sliver count, speed, draft) are checked against the production order and signed (TLM-IPL-05, PRS-IPL-03).</w:t>
+        <w:t xml:space="preserve">3.1. Blend ratios are prepared according to the production order; bale order and ratios are written in the shift report (EMS.İP.TL.24.02).</w:t>
+      </w:r>
+    </w:p>
+    <w:p>
+      <w:pPr>
+        <w:pStyle w:val="ListeParagraf"/>
+        <w:spacing w:after="80"/>
+        <w:ind w:left="709" w:right="0"/>
+        <w:jc w:val="both"/>
+      </w:pPr>
+      <w:r>
+        <w:rPr>
+          <w:rFonts w:ascii="Calibri" w:hAnsi="Calibri" w:cs="Arial"/>
+          <w:sz w:val="24"/>
+          <w:szCs w:val="24"/>
+        </w:rPr>
+        <w:t xml:space="preserve">3.2. Carding and drawing machine settings (sliver count, speed, draft) are checked against the production order and signed (EMS.İP.TL.24.02, EMS.İP.PRO.24.02).</w:t>
       </w:r>
     </w:p>
     <w:p>
@@ -940,23 +940,23 @@
           <w:sz w:val="24"/>
           <w:szCs w:val="24"/>
         </w:rPr>
-        <w:t xml:space="preserve">4.2. Uster measurement (CV%, thin/thick places, neps) is carried out at every shift and at every count change (TLM-IPL-06, PRS-IPL-04).</w:t>
-      </w:r>
-    </w:p>
-    <w:p>
-      <w:pPr>
-        <w:pStyle w:val="ListeParagraf"/>
-        <w:spacing w:after="80"/>
-        <w:ind w:left="709" w:right="0"/>
-        <w:jc w:val="both"/>
-      </w:pPr>
-      <w:r>
-        <w:rPr>
-          <w:rFonts w:ascii="Calibri" w:hAnsi="Calibri" w:cs="Arial"/>
-          <w:sz w:val="24"/>
-          <w:szCs w:val="24"/>
-        </w:rPr>
-        <w:t xml:space="preserve">4.3. Breakage counts are entered in the shift report; when breakages exceed the limit, the machine and the feed are checked (TLM-IPL-07).</w:t>
+        <w:t xml:space="preserve">4.2. Uster measurement (CV%, thin/thick places, neps) is carried out at every shift and at every count change (EMS.İP.TL.24.03, EMS.İP.PRO.24.02).</w:t>
+      </w:r>
+    </w:p>
+    <w:p>
+      <w:pPr>
+        <w:pStyle w:val="ListeParagraf"/>
+        <w:spacing w:after="80"/>
+        <w:ind w:left="709" w:right="0"/>
+        <w:jc w:val="both"/>
+      </w:pPr>
+      <w:r>
+        <w:rPr>
+          <w:rFonts w:ascii="Calibri" w:hAnsi="Calibri" w:cs="Arial"/>
+          <w:sz w:val="24"/>
+          <w:szCs w:val="24"/>
+        </w:rPr>
+        <w:t xml:space="preserve">4.3. Breakage counts are entered in the shift report; when breakages exceed the limit, the machine and the feed are checked (EMS.İP.TL.24.03).</w:t>
       </w:r>
     </w:p>
     <w:p>
@@ -1197,7 +1197,7 @@
           <w:sz w:val="24"/>
           <w:szCs w:val="24"/>
         </w:rPr>
-        <w:t xml:space="preserve">6.1. Daily and weekly maintenance is done according to the maintenance plan and recorded in the Spinning Department Machine Maintenance Form (EMS.QA.FRM.08.04) (PRS-IPL-05, TLM-IPL-08).</w:t>
+        <w:t xml:space="preserve">6.1. Daily and weekly maintenance is done according to the maintenance plan and recorded in the Spinning Department Machine Maintenance Form (EMS.QA.FRM.08.04) (EMS.BK.PRO.07.01, EMS.BK.TL.07.06).</w:t>
       </w:r>
     </w:p>
     <w:p>
@@ -1286,7 +1286,7 @@
           <w:sz w:val="24"/>
           <w:szCs w:val="24"/>
         </w:rPr>
-        <w:t xml:space="preserve">7.1. Cones are marked with a label containing lot, count, date and machine information (TLM-IPL-09).</w:t>
+        <w:t xml:space="preserve">7.1. Cones are marked with a label containing lot, count, date and machine information (EMS.İP.TL.24.04).</w:t>
       </w:r>
     </w:p>
     <w:p>
@@ -1625,7 +1625,7 @@
           <w:sz w:val="24"/>
           <w:szCs w:val="24"/>
         </w:rPr>
-        <w:t xml:space="preserve">PRS-IPL-03 Spinning Production Procedure; PRS-IPL-04 Yarn Quality Control Procedure</w:t>
+        <w:t xml:space="preserve">EMS.İP.PRO.24.02 Spinning Production Procedure; EMS.İP.PRO.24.02 Yarn Quality Control Procedure</w:t>
       </w:r>
     </w:p>
     <w:p>
@@ -1644,7 +1644,7 @@
           <w:sz w:val="24"/>
           <w:szCs w:val="24"/>
         </w:rPr>
-        <w:t xml:space="preserve">PRS-IPL-01, PRS-IPL-02, PRS-IPL-05</w:t>
+        <w:t xml:space="preserve">EMS.İP.PRO.24.01, EMS.İP.PRO.24.01, EMS.BK.PRO.07.01</w:t>
       </w:r>
     </w:p>
     <w:p>
@@ -1663,7 +1663,7 @@
           <w:sz w:val="24"/>
           <w:szCs w:val="24"/>
         </w:rPr>
-        <w:t xml:space="preserve">TLM-IPL-01 to TLM-IPL-09 (bale receiving, conditioning, HVI sampling, blend ratio, carding and drawing, Uster, breakage follow-up, maintenance, cone labelling)</w:t>
+        <w:t xml:space="preserve">EMS.İP.TL.24.01 to EMS.İP.TL.24.04 (bale receiving, conditioning, HVI sampling, blend ratio, carding and drawing, Uster, breakage follow-up, maintenance, cone labelling)</w:t>
       </w:r>
     </w:p>
     <w:p>
@@ -2635,7 +2635,7 @@
           <w:sz w:val="24"/>
           <w:szCs w:val="24"/>
         </w:rPr>
-        <w:t xml:space="preserve">1.1. تُطابق المركبة الواردة وإشعار التسليم ومعلومات الطلبية وفق EMS.DP.PRO.08.01. إجراء استلام المواد وتخزينها؛ ويُتحقق من عدد البالات وأرقامها (PRS-IPL-01، TLM-IPL-01).</w:t>
+        <w:t xml:space="preserve">1.1. تُطابق المركبة الواردة وإشعار التسليم ومعلومات الطلبية وفق EMS.DP.PRO.08.01. إجراء استلام المواد وتخزينها؛ ويُتحقق من عدد البالات وأرقامها (EMS.İP.PRO.24.01، EMS.İP.TL.24.01).</w:t>
       </w:r>
     </w:p>
     <w:p>
@@ -2671,7 +2671,7 @@
           <w:sz w:val="24"/>
           <w:szCs w:val="24"/>
         </w:rPr>
-        <w:t xml:space="preserve">1.3. تُكيّف البالات لمدة 24 ساعة على الأقل عند رطوبة نسبية تقارب 65% (TLM-IPL-02). وتُسجل درجة حرارة الغرفة ورطوبتها يوميًا.</w:t>
+        <w:t xml:space="preserve">1.3. تُكيّف البالات لمدة 24 ساعة على الأقل عند رطوبة نسبية تقارب 65% (EMS.İP.TL.24.01). وتُسجل درجة حرارة الغرفة ورطوبتها يوميًا.</w:t>
       </w:r>
     </w:p>
     <w:p>
@@ -2735,7 +2735,7 @@
           <w:sz w:val="24"/>
           <w:szCs w:val="24"/>
         </w:rPr>
-        <w:t xml:space="preserve">2.1. يأخذ المختبر عينات من العدد المحدد من البالات في كل دفعة وفق تعليمات أخذ العينات (TLM-IPL-03، PRS-IPL-02).</w:t>
+        <w:t xml:space="preserve">2.1. يأخذ المختبر عينات من العدد المحدد من البالات في كل دفعة وفق تعليمات أخذ العينات (EMS.İP.TL.24.01، EMS.İP.PRO.24.01).</w:t>
       </w:r>
     </w:p>
     <w:p>
@@ -2835,25 +2835,25 @@
           <w:sz w:val="24"/>
           <w:szCs w:val="24"/>
         </w:rPr>
-        <w:t xml:space="preserve">3.1. تُعد نسب الخلط وفق أمر الإنتاج؛ ويُكتب ترتيب البالات والنسب في تقرير الوردية (TLM-IPL-04).</w:t>
-      </w:r>
-    </w:p>
-    <w:p>
-      <w:pPr>
-        <w:pStyle w:val="ListeParagraf"/>
-        <w:bidi/>
-        <w:spacing w:after="80"/>
-        <w:ind w:left="0" w:right="709"/>
-        <w:jc w:val="both"/>
-      </w:pPr>
-      <w:r>
-        <w:rPr>
-          <w:rFonts w:ascii="Calibri" w:hAnsi="Calibri" w:cs="Arial"/>
-          <w:rtl/>
-          <w:sz w:val="24"/>
-          <w:szCs w:val="24"/>
-        </w:rPr>
-        <w:t xml:space="preserve">3.2. تُراجع إعدادات آلات التمشيط والسحب (نمرة الشريط والسرعة والسحب) مقابل أمر الإنتاج وتُوقّع (TLM-IPL-05، PRS-IPL-03).</w:t>
+        <w:t xml:space="preserve">3.1. تُعد نسب الخلط وفق أمر الإنتاج؛ ويُكتب ترتيب البالات والنسب في تقرير الوردية (EMS.İP.TL.24.02).</w:t>
+      </w:r>
+    </w:p>
+    <w:p>
+      <w:pPr>
+        <w:pStyle w:val="ListeParagraf"/>
+        <w:bidi/>
+        <w:spacing w:after="80"/>
+        <w:ind w:left="0" w:right="709"/>
+        <w:jc w:val="both"/>
+      </w:pPr>
+      <w:r>
+        <w:rPr>
+          <w:rFonts w:ascii="Calibri" w:hAnsi="Calibri" w:cs="Arial"/>
+          <w:rtl/>
+          <w:sz w:val="24"/>
+          <w:szCs w:val="24"/>
+        </w:rPr>
+        <w:t xml:space="preserve">3.2. تُراجع إعدادات آلات التمشيط والسحب (نمرة الشريط والسرعة والسحب) مقابل أمر الإنتاج وتُوقّع (EMS.İP.TL.24.02، EMS.İP.PRO.24.02).</w:t>
       </w:r>
     </w:p>
     <w:p>
@@ -2953,25 +2953,25 @@
           <w:sz w:val="24"/>
           <w:szCs w:val="24"/>
         </w:rPr>
-        <w:t xml:space="preserve">4.2. يُجرى قياس Uster (CV% والأماكن الرقيقة/السميكة والعقد) في كل وردية وعند كل تغيير في النمرة (TLM-IPL-06، PRS-IPL-04).</w:t>
-      </w:r>
-    </w:p>
-    <w:p>
-      <w:pPr>
-        <w:pStyle w:val="ListeParagraf"/>
-        <w:bidi/>
-        <w:spacing w:after="80"/>
-        <w:ind w:left="0" w:right="709"/>
-        <w:jc w:val="both"/>
-      </w:pPr>
-      <w:r>
-        <w:rPr>
-          <w:rFonts w:ascii="Calibri" w:hAnsi="Calibri" w:cs="Arial"/>
-          <w:rtl/>
-          <w:sz w:val="24"/>
-          <w:szCs w:val="24"/>
-        </w:rPr>
-        <w:t xml:space="preserve">4.3. تُدخل أعداد الانقطاعات في تقرير الوردية؛ وعند تجاوز الانقطاعات للحد تُفحص الآلة والتغذية (TLM-IPL-07).</w:t>
+        <w:t xml:space="preserve">4.2. يُجرى قياس Uster (CV% والأماكن الرقيقة/السميكة والعقد) في كل وردية وعند كل تغيير في النمرة (EMS.İP.TL.24.03، EMS.İP.PRO.24.02).</w:t>
+      </w:r>
+    </w:p>
+    <w:p>
+      <w:pPr>
+        <w:pStyle w:val="ListeParagraf"/>
+        <w:bidi/>
+        <w:spacing w:after="80"/>
+        <w:ind w:left="0" w:right="709"/>
+        <w:jc w:val="both"/>
+      </w:pPr>
+      <w:r>
+        <w:rPr>
+          <w:rFonts w:ascii="Calibri" w:hAnsi="Calibri" w:cs="Arial"/>
+          <w:rtl/>
+          <w:sz w:val="24"/>
+          <w:szCs w:val="24"/>
+        </w:rPr>
+        <w:t xml:space="preserve">4.3. تُدخل أعداد الانقطاعات في تقرير الوردية؛ وعند تجاوز الانقطاعات للحد تُفحص الآلة والتغذية (EMS.İP.TL.24.03).</w:t>
       </w:r>
     </w:p>
     <w:p>
@@ -3240,7 +3240,7 @@
           <w:sz w:val="24"/>
           <w:szCs w:val="24"/>
         </w:rPr>
-        <w:t xml:space="preserve">6.1. تُنفذ الصيانة اليومية والأسبوعية وفق خطة الصيانة وتُسجل في نموذج صيانة آلات قسم الغزل (EMS.QA.FRM.08.04) (PRS-IPL-05، TLM-IPL-08).</w:t>
+        <w:t xml:space="preserve">6.1. تُنفذ الصيانة اليومية والأسبوعية وفق خطة الصيانة وتُسجل في نموذج صيانة آلات قسم الغزل (EMS.QA.FRM.08.04) (EMS.BK.PRO.07.01، EMS.BK.TL.07.06).</w:t>
       </w:r>
     </w:p>
     <w:p>
@@ -3340,7 +3340,7 @@
           <w:sz w:val="24"/>
           <w:szCs w:val="24"/>
         </w:rPr>
-        <w:t xml:space="preserve">7.1. توسم الأقماع ببطاقة تتضمن معلومات الدفعة والنمرة والتاريخ والآلة (TLM-IPL-09).</w:t>
+        <w:t xml:space="preserve">7.1. توسم الأقماع ببطاقة تتضمن معلومات الدفعة والنمرة والتاريخ والآلة (EMS.İP.TL.24.04).</w:t>
       </w:r>
     </w:p>
     <w:p>
@@ -3719,7 +3719,7 @@
           <w:sz w:val="24"/>
           <w:szCs w:val="24"/>
         </w:rPr>
-        <w:t xml:space="preserve">PRS-IPL-03 إجراء إنتاج الغزل؛ PRS-IPL-04 إجراء مراقبة جودة الخيوط</w:t>
+        <w:t xml:space="preserve">EMS.İP.PRO.24.02 إجراء إنتاج الغزل؛ EMS.İP.PRO.24.02 إجراء مراقبة جودة الخيوط</w:t>
       </w:r>
     </w:p>
     <w:p>
@@ -3740,7 +3740,7 @@
           <w:sz w:val="24"/>
           <w:szCs w:val="24"/>
         </w:rPr>
-        <w:t xml:space="preserve">PRS-IPL-01، PRS-IPL-02، PRS-IPL-05</w:t>
+        <w:t xml:space="preserve">EMS.İP.PRO.24.01، EMS.İP.PRO.24.01، EMS.BK.PRO.07.01</w:t>
       </w:r>
     </w:p>
     <w:p>
@@ -3761,7 +3761,7 @@
           <w:sz w:val="24"/>
           <w:szCs w:val="24"/>
         </w:rPr>
-        <w:t xml:space="preserve">TLM-IPL-01 إلى TLM-IPL-09 (استلام البالات، التكييف، أخذ عينات HVI، نسبة الخلط، التمشيط والسحب، Uster، متابعة الانقطاعات، الصيانة، وسم الأقماع)</w:t>
+        <w:t xml:space="preserve">EMS.İP.TL.24.01 إلى EMS.İP.TL.24.04 (استلام البالات، التكييف، أخذ عينات HVI، نسبة الخلط، التمشيط والسحب، Uster، متابعة الانقطاعات، الصيانة، وسم الأقماع)</w:t>
       </w:r>
     </w:p>
     <w:p>
